--- a/portal/files/KORbuild Daily - Prototype status.docx
+++ b/portal/files/KORbuild Daily - Prototype status.docx
@@ -34,7 +34,21 @@
           <w:b w:val="0"/>
           <w:i w:val="0"/>
         </w:rPr>
-        <w:t>The prototype shows the product working with sample data. A few things are simulated because there is no server yet. This page lists them, so nobody promises more than exists — and so the customer knows what is coming.</w:t>
+        <w:t xml:space="preserve">The prototype (the demo with sample data) shows the product working. Beside it, the </w:t>
+      </w:r>
+      <w:r>
+        <w:rPr>
+          <w:b/>
+          <w:i w:val="0"/>
+        </w:rPr>
+        <w:t>real account</w:t>
+      </w:r>
+      <w:r>
+        <w:rPr>
+          <w:b w:val="0"/>
+          <w:i w:val="0"/>
+        </w:rPr>
+        <w:t xml:space="preserve"> already runs on the cloud database and is in homologation. This page says what is real today and what is still simulated in the demo, so nobody promises more than exists.</w:t>
       </w:r>
     </w:p>
     <w:p>
@@ -46,7 +60,274 @@
           <w:b w:val="0"/>
           <w:i w:val="0"/>
         </w:rPr>
-        <w:t>Simulated today</w:t>
+        <w:t>Already running on the database (real account)</w:t>
+      </w:r>
+    </w:p>
+    <w:tbl>
+      <w:tblPr>
+        <w:tblStyle w:val="TableGrid"/>
+        <w:tblW w:type="auto" w:w="0"/>
+        <w:tblLook w:firstColumn="1" w:firstRow="1" w:lastColumn="0" w:lastRow="0" w:noHBand="0" w:noVBand="1" w:val="04A0"/>
+      </w:tblPr>
+      <w:tblGrid>
+        <w:gridCol w:w="4873"/>
+        <w:gridCol w:w="4873"/>
+      </w:tblGrid>
+      <w:tr>
+        <w:tc>
+          <w:tcPr>
+            <w:tcW w:type="dxa" w:w="4873"/>
+          </w:tcPr>
+          <w:p>
+            <w:pPr>
+              <w:shd w:val="clear" w:color="auto" w:fill="F2F4F7"/>
+            </w:pPr>
+            <w:r/>
+            <w:r>
+              <w:rPr>
+                <w:b/>
+                <w:i w:val="0"/>
+                <w:sz w:val="18"/>
+              </w:rPr>
+              <w:t>Item</w:t>
+            </w:r>
+          </w:p>
+        </w:tc>
+        <w:tc>
+          <w:tcPr>
+            <w:tcW w:type="dxa" w:w="4873"/>
+          </w:tcPr>
+          <w:p>
+            <w:pPr>
+              <w:shd w:val="clear" w:color="auto" w:fill="F2F4F7"/>
+            </w:pPr>
+            <w:r/>
+            <w:r>
+              <w:rPr>
+                <w:b/>
+                <w:i w:val="0"/>
+                <w:sz w:val="18"/>
+              </w:rPr>
+              <w:t>How it works today</w:t>
+            </w:r>
+          </w:p>
+        </w:tc>
+      </w:tr>
+      <w:tr>
+        <w:tc>
+          <w:tcPr>
+            <w:tcW w:type="dxa" w:w="4873"/>
+          </w:tcPr>
+          <w:p>
+            <w:r/>
+            <w:r>
+              <w:rPr>
+                <w:b w:val="0"/>
+                <w:i w:val="0"/>
+                <w:sz w:val="18"/>
+              </w:rPr>
+              <w:t>Accounts</w:t>
+            </w:r>
+          </w:p>
+        </w:tc>
+        <w:tc>
+          <w:tcPr>
+            <w:tcW w:type="dxa" w:w="4873"/>
+          </w:tcPr>
+          <w:p>
+            <w:r/>
+            <w:r>
+              <w:rPr>
+                <w:b w:val="0"/>
+                <w:i w:val="0"/>
+                <w:sz w:val="18"/>
+              </w:rPr>
+              <w:t>Sign up with email and password; the company, its users, roles and invitations live on the database, separated by company.</w:t>
+            </w:r>
+          </w:p>
+        </w:tc>
+      </w:tr>
+      <w:tr>
+        <w:tc>
+          <w:tcPr>
+            <w:tcW w:type="dxa" w:w="4873"/>
+          </w:tcPr>
+          <w:p>
+            <w:r/>
+            <w:r>
+              <w:rPr>
+                <w:b w:val="0"/>
+                <w:i w:val="0"/>
+                <w:sz w:val="18"/>
+              </w:rPr>
+              <w:t>Daily reports</w:t>
+            </w:r>
+          </w:p>
+        </w:tc>
+        <w:tc>
+          <w:tcPr>
+            <w:tcW w:type="dxa" w:w="4873"/>
+          </w:tcPr>
+          <w:p>
+            <w:r/>
+            <w:r>
+              <w:rPr>
+                <w:b w:val="0"/>
+                <w:i w:val="0"/>
+                <w:sz w:val="18"/>
+              </w:rPr>
+              <w:t>Filled out in the field with photos, online or offline: the phone keeps the report and sends it when the signal is back. The same report never gets duplicated by a bad connection.</w:t>
+            </w:r>
+          </w:p>
+        </w:tc>
+      </w:tr>
+      <w:tr>
+        <w:tc>
+          <w:tcPr>
+            <w:tcW w:type="dxa" w:w="4873"/>
+          </w:tcPr>
+          <w:p>
+            <w:r/>
+            <w:r>
+              <w:rPr>
+                <w:b w:val="0"/>
+                <w:i w:val="0"/>
+                <w:sz w:val="18"/>
+              </w:rPr>
+              <w:t>Approvals</w:t>
+            </w:r>
+          </w:p>
+        </w:tc>
+        <w:tc>
+          <w:tcPr>
+            <w:tcW w:type="dxa" w:w="4873"/>
+          </w:tcPr>
+          <w:p>
+            <w:r/>
+            <w:r>
+              <w:rPr>
+                <w:b w:val="0"/>
+                <w:i w:val="0"/>
+                <w:sz w:val="18"/>
+              </w:rPr>
+              <w:t>The office approves or asks for changes; a subcontractor's report on a linked job is approved by the general contractor, never by the sub.</w:t>
+            </w:r>
+          </w:p>
+        </w:tc>
+      </w:tr>
+      <w:tr>
+        <w:tc>
+          <w:tcPr>
+            <w:tcW w:type="dxa" w:w="4873"/>
+          </w:tcPr>
+          <w:p>
+            <w:r/>
+            <w:r>
+              <w:rPr>
+                <w:b w:val="0"/>
+                <w:i w:val="0"/>
+                <w:sz w:val="18"/>
+              </w:rPr>
+              <w:t>Seal</w:t>
+            </w:r>
+          </w:p>
+        </w:tc>
+        <w:tc>
+          <w:tcPr>
+            <w:tcW w:type="dxa" w:w="4873"/>
+          </w:tcPr>
+          <w:p>
+            <w:r/>
+            <w:r>
+              <w:rPr>
+                <w:b w:val="0"/>
+                <w:i w:val="0"/>
+                <w:sz w:val="18"/>
+              </w:rPr>
+              <w:t>The database computes the seal (SHA-256) and the verification code at approval; nothing can change afterwards.</w:t>
+            </w:r>
+          </w:p>
+        </w:tc>
+      </w:tr>
+      <w:tr>
+        <w:tc>
+          <w:tcPr>
+            <w:tcW w:type="dxa" w:w="4873"/>
+          </w:tcPr>
+          <w:p>
+            <w:r/>
+            <w:r>
+              <w:rPr>
+                <w:b w:val="0"/>
+                <w:i w:val="0"/>
+                <w:sz w:val="18"/>
+              </w:rPr>
+              <w:t>Client link</w:t>
+            </w:r>
+          </w:p>
+        </w:tc>
+        <w:tc>
+          <w:tcPr>
+            <w:tcW w:type="dxa" w:w="4873"/>
+          </w:tcPr>
+          <w:p>
+            <w:r/>
+            <w:r>
+              <w:rPr>
+                <w:b w:val="0"/>
+                <w:i w:val="0"/>
+                <w:sz w:val="18"/>
+              </w:rPr>
+              <w:t>Opens anywhere, no sign-in, with the photos by temporary links; the database checks the seal on every open.</w:t>
+            </w:r>
+          </w:p>
+        </w:tc>
+      </w:tr>
+      <w:tr>
+        <w:tc>
+          <w:tcPr>
+            <w:tcW w:type="dxa" w:w="4873"/>
+          </w:tcPr>
+          <w:p>
+            <w:r/>
+            <w:r>
+              <w:rPr>
+                <w:b w:val="0"/>
+                <w:i w:val="0"/>
+                <w:sz w:val="18"/>
+              </w:rPr>
+              <w:t>Two devices, one report</w:t>
+            </w:r>
+          </w:p>
+        </w:tc>
+        <w:tc>
+          <w:tcPr>
+            <w:tcW w:type="dxa" w:w="4873"/>
+          </w:tcPr>
+          <w:p>
+            <w:r/>
+            <w:r>
+              <w:rPr>
+                <w:b w:val="0"/>
+                <w:i w:val="0"/>
+                <w:sz w:val="18"/>
+              </w:rPr>
+              <w:t>If the same report was changed on another device while offline, the second one is warned and chooses which version stays.</w:t>
+            </w:r>
+          </w:p>
+        </w:tc>
+      </w:tr>
+    </w:tbl>
+    <w:p>
+      <w:pPr>
+        <w:pStyle w:val="Heading1"/>
+      </w:pPr>
+      <w:r>
+        <w:rPr>
+          <w:b w:val="0"/>
+          <w:i w:val="0"/>
+        </w:rPr>
+        <w:t>Simulated today (in the demo)</w:t>
       </w:r>
     </w:p>
     <w:tbl>
@@ -148,7 +429,7 @@
                 <w:i w:val="0"/>
                 <w:sz w:val="18"/>
               </w:rPr>
-              <w:t>Only in the browser of each device. The field's phone and the office's computer do not see each other's data.</w:t>
+              <w:t>Only in the browser of each device.</w:t>
             </w:r>
           </w:p>
         </w:tc>
@@ -164,7 +445,23 @@
                 <w:i w:val="0"/>
                 <w:sz w:val="18"/>
               </w:rPr>
-              <w:t>A cloud database, separated by company; everyone sees the same data.</w:t>
+              <w:t xml:space="preserve">The cloud database, separated by company — </w:t>
+            </w:r>
+            <w:r>
+              <w:rPr>
+                <w:b/>
+                <w:i w:val="0"/>
+                <w:sz w:val="18"/>
+              </w:rPr>
+              <w:t>already running</w:t>
+            </w:r>
+            <w:r>
+              <w:rPr>
+                <w:b w:val="0"/>
+                <w:i w:val="0"/>
+                <w:sz w:val="18"/>
+              </w:rPr>
+              <w:t xml:space="preserve"> in the real account.</w:t>
             </w:r>
           </w:p>
         </w:tc>
@@ -380,7 +677,23 @@
                 <w:i w:val="0"/>
                 <w:sz w:val="18"/>
               </w:rPr>
-              <w:t>Opens anywhere.</w:t>
+              <w:t xml:space="preserve">Opens anywhere — </w:t>
+            </w:r>
+            <w:r>
+              <w:rPr>
+                <w:b/>
+                <w:i w:val="0"/>
+                <w:sz w:val="18"/>
+              </w:rPr>
+              <w:t>already running</w:t>
+            </w:r>
+            <w:r>
+              <w:rPr>
+                <w:b w:val="0"/>
+                <w:i w:val="0"/>
+                <w:sz w:val="18"/>
+              </w:rPr>
+              <w:t>.</w:t>
             </w:r>
           </w:p>
         </w:tc>
@@ -446,7 +759,23 @@
                 <w:i w:val="0"/>
                 <w:sz w:val="18"/>
               </w:rPr>
-              <w:t>Real.</w:t>
+              <w:t xml:space="preserve">Real — </w:t>
+            </w:r>
+            <w:r>
+              <w:rPr>
+                <w:b/>
+                <w:i w:val="0"/>
+                <w:sz w:val="18"/>
+              </w:rPr>
+              <w:t>already running</w:t>
+            </w:r>
+            <w:r>
+              <w:rPr>
+                <w:b w:val="0"/>
+                <w:i w:val="0"/>
+                <w:sz w:val="18"/>
+              </w:rPr>
+              <w:t xml:space="preserve"> (the phone keeps the report and sends it later).</w:t>
             </w:r>
           </w:p>
         </w:tc>
@@ -496,7 +825,23 @@
                 <w:i w:val="0"/>
                 <w:sz w:val="18"/>
               </w:rPr>
-              <w:t>Company email and password.</w:t>
+              <w:t xml:space="preserve">Company email and password — </w:t>
+            </w:r>
+            <w:r>
+              <w:rPr>
+                <w:b/>
+                <w:i w:val="0"/>
+                <w:sz w:val="18"/>
+              </w:rPr>
+              <w:t>already running</w:t>
+            </w:r>
+            <w:r>
+              <w:rPr>
+                <w:b w:val="0"/>
+                <w:i w:val="0"/>
+                <w:sz w:val="18"/>
+              </w:rPr>
+              <w:t>.</w:t>
             </w:r>
           </w:p>
         </w:tc>
@@ -627,7 +972,7 @@
                 <w:i w:val="0"/>
                 <w:sz w:val="18"/>
               </w:rPr>
-              <w:t>Customer accounts on the database</w:t>
+              <w:t>Crew from the time clock in the report</w:t>
             </w:r>
           </w:p>
         </w:tc>
@@ -643,7 +988,7 @@
                 <w:i w:val="0"/>
                 <w:sz w:val="18"/>
               </w:rPr>
-              <w:t>The main sign-in page is ready; accounts arrive with the database.</w:t>
+              <w:t>Already running: the report's crew comes from who clocked in at the job.</w:t>
             </w:r>
           </w:p>
         </w:tc>
@@ -779,7 +1124,7 @@
                 <w:i w:val="0"/>
                 <w:sz w:val="18"/>
               </w:rPr>
-              <w:t>Specified; arrives with the database.</w:t>
+              <w:t>Specified; next stage of the database (today the jobs are linked by the KORbuild team).</w:t>
             </w:r>
           </w:p>
         </w:tc>

--- a/portal/files/KORbuild Daily - Prototype status.docx
+++ b/portal/files/KORbuild Daily - Prototype status.docx
@@ -279,6 +279,40 @@
                 <w:sz w:val="18"/>
               </w:rPr>
               <w:t>Opens anywhere, no sign-in, with the photos by temporary links; the database checks the seal on every open.</w:t>
+            </w:r>
+          </w:p>
+        </w:tc>
+      </w:tr>
+      <w:tr>
+        <w:tc>
+          <w:tcPr>
+            <w:tcW w:type="dxa" w:w="4873"/>
+          </w:tcPr>
+          <w:p>
+            <w:r/>
+            <w:r>
+              <w:rPr>
+                <w:b w:val="0"/>
+                <w:i w:val="0"/>
+                <w:sz w:val="18"/>
+              </w:rPr>
+              <w:t>Job schedule</w:t>
+            </w:r>
+          </w:p>
+        </w:tc>
+        <w:tc>
+          <w:tcPr>
+            <w:tcW w:type="dxa" w:w="4873"/>
+          </w:tcPr>
+          <w:p>
+            <w:r/>
+            <w:r>
+              <w:rPr>
+                <w:b w:val="0"/>
+                <w:i w:val="0"/>
+                <w:sz w:val="18"/>
+              </w:rPr>
+              <w:t>Stages with start and end, baseline, percent complete from the approved report (or by hand, with history) and publication to the general contractor by version. A stage that already received progress from an approved report cannot be deleted, and only the person who approved can change it.</w:t>
             </w:r>
           </w:p>
         </w:tc>
